--- a/Risk-Registry.docx
+++ b/Risk-Registry.docx
@@ -5,105 +5,232 @@
     <w:tbl>
       <w:tblPr>
         <w:tblStyle w:val="TableGrid"/>
-        <w:tblpPr w:leftFromText="180" w:rightFromText="180" w:horzAnchor="margin" w:tblpXSpec="center" w:tblpY="-1440"/>
-        <w:tblW w:w="10307" w:type="dxa"/>
+        <w:tblpPr w:leftFromText="181" w:rightFromText="181" w:horzAnchor="margin" w:tblpXSpec="center" w:tblpYSpec="top"/>
+        <w:tblW w:w="0" w:type="auto"/>
         <w:tblLook w:val="04A0" w:firstRow="1" w:lastRow="0" w:firstColumn="1" w:lastColumn="0" w:noHBand="0" w:noVBand="1"/>
       </w:tblPr>
       <w:tblGrid>
-        <w:gridCol w:w="653"/>
-        <w:gridCol w:w="1591"/>
-        <w:gridCol w:w="1320"/>
-        <w:gridCol w:w="1063"/>
-        <w:gridCol w:w="1063"/>
-        <w:gridCol w:w="1858"/>
-        <w:gridCol w:w="1876"/>
-        <w:gridCol w:w="883"/>
+        <w:gridCol w:w="489"/>
+        <w:gridCol w:w="1085"/>
+        <w:gridCol w:w="1253"/>
+        <w:gridCol w:w="906"/>
+        <w:gridCol w:w="746"/>
+        <w:gridCol w:w="746"/>
+        <w:gridCol w:w="1250"/>
+        <w:gridCol w:w="1261"/>
+        <w:gridCol w:w="647"/>
+        <w:gridCol w:w="633"/>
       </w:tblGrid>
       <w:tr>
-        <w:tc>
-          <w:tcPr>
-            <w:tcW w:w="653" w:type="dxa"/>
+        <w:trPr>
+          <w:trHeight w:val="983"/>
+        </w:trPr>
+        <w:tc>
+          <w:tcPr>
+            <w:tcW w:w="0" w:type="auto"/>
             <w:shd w:val="clear" w:color="auto" w:fill="002060"/>
           </w:tcPr>
           <w:p>
-            <w:r>
+            <w:pPr>
+              <w:rPr>
+                <w:sz w:val="15"/>
+                <w:szCs w:val="15"/>
+              </w:rPr>
+            </w:pPr>
+            <w:r>
+              <w:rPr>
+                <w:sz w:val="15"/>
+                <w:szCs w:val="15"/>
+              </w:rPr>
               <w:t>Risk ID</w:t>
             </w:r>
           </w:p>
         </w:tc>
         <w:tc>
           <w:tcPr>
-            <w:tcW w:w="1591" w:type="dxa"/>
+            <w:tcW w:w="0" w:type="auto"/>
             <w:shd w:val="clear" w:color="auto" w:fill="002060"/>
           </w:tcPr>
           <w:p>
-            <w:r>
-              <w:t>Risk Description</w:t>
-            </w:r>
-          </w:p>
-        </w:tc>
-        <w:tc>
-          <w:tcPr>
-            <w:tcW w:w="1320" w:type="dxa"/>
+            <w:pPr>
+              <w:rPr>
+                <w:sz w:val="15"/>
+                <w:szCs w:val="15"/>
+              </w:rPr>
+            </w:pPr>
+            <w:r>
+              <w:rPr>
+                <w:sz w:val="15"/>
+                <w:szCs w:val="15"/>
+              </w:rPr>
+              <w:t>Description</w:t>
+            </w:r>
+          </w:p>
+        </w:tc>
+        <w:tc>
+          <w:tcPr>
+            <w:tcW w:w="0" w:type="auto"/>
             <w:shd w:val="clear" w:color="auto" w:fill="002060"/>
           </w:tcPr>
           <w:p>
-            <w:r>
+            <w:pPr>
+              <w:rPr>
+                <w:sz w:val="15"/>
+                <w:szCs w:val="15"/>
+              </w:rPr>
+            </w:pPr>
+            <w:r>
+              <w:rPr>
+                <w:sz w:val="15"/>
+                <w:szCs w:val="15"/>
+              </w:rPr>
+              <w:t>Cause</w:t>
+            </w:r>
+          </w:p>
+        </w:tc>
+        <w:tc>
+          <w:tcPr>
+            <w:tcW w:w="0" w:type="auto"/>
+            <w:shd w:val="clear" w:color="auto" w:fill="002060"/>
+          </w:tcPr>
+          <w:p>
+            <w:pPr>
+              <w:rPr>
+                <w:sz w:val="15"/>
+                <w:szCs w:val="15"/>
+              </w:rPr>
+            </w:pPr>
+            <w:r>
+              <w:rPr>
+                <w:sz w:val="15"/>
+                <w:szCs w:val="15"/>
+              </w:rPr>
               <w:t>Probability</w:t>
             </w:r>
           </w:p>
         </w:tc>
         <w:tc>
           <w:tcPr>
-            <w:tcW w:w="1063" w:type="dxa"/>
+            <w:tcW w:w="0" w:type="auto"/>
             <w:shd w:val="clear" w:color="auto" w:fill="002060"/>
           </w:tcPr>
           <w:p>
-            <w:r>
+            <w:pPr>
+              <w:rPr>
+                <w:sz w:val="15"/>
+                <w:szCs w:val="15"/>
+              </w:rPr>
+            </w:pPr>
+            <w:r>
+              <w:rPr>
+                <w:sz w:val="15"/>
+                <w:szCs w:val="15"/>
+              </w:rPr>
               <w:t>Impact</w:t>
             </w:r>
           </w:p>
         </w:tc>
         <w:tc>
           <w:tcPr>
-            <w:tcW w:w="1063" w:type="dxa"/>
+            <w:tcW w:w="0" w:type="auto"/>
             <w:shd w:val="clear" w:color="auto" w:fill="002060"/>
           </w:tcPr>
           <w:p>
-            <w:r>
+            <w:pPr>
+              <w:rPr>
+                <w:sz w:val="15"/>
+                <w:szCs w:val="15"/>
+              </w:rPr>
+            </w:pPr>
+            <w:r>
+              <w:rPr>
+                <w:sz w:val="15"/>
+                <w:szCs w:val="15"/>
+              </w:rPr>
               <w:t>Priority</w:t>
             </w:r>
           </w:p>
         </w:tc>
         <w:tc>
           <w:tcPr>
-            <w:tcW w:w="1858" w:type="dxa"/>
+            <w:tcW w:w="0" w:type="auto"/>
             <w:shd w:val="clear" w:color="auto" w:fill="002060"/>
           </w:tcPr>
           <w:p>
-            <w:r>
+            <w:pPr>
+              <w:rPr>
+                <w:sz w:val="15"/>
+                <w:szCs w:val="15"/>
+              </w:rPr>
+            </w:pPr>
+            <w:r>
+              <w:rPr>
+                <w:sz w:val="15"/>
+                <w:szCs w:val="15"/>
+              </w:rPr>
               <w:t>Mitigation Strategy</w:t>
             </w:r>
           </w:p>
         </w:tc>
         <w:tc>
           <w:tcPr>
-            <w:tcW w:w="1876" w:type="dxa"/>
+            <w:tcW w:w="0" w:type="auto"/>
             <w:shd w:val="clear" w:color="auto" w:fill="002060"/>
           </w:tcPr>
           <w:p>
-            <w:r>
+            <w:pPr>
+              <w:rPr>
+                <w:sz w:val="15"/>
+                <w:szCs w:val="15"/>
+              </w:rPr>
+            </w:pPr>
+            <w:r>
+              <w:rPr>
+                <w:sz w:val="15"/>
+                <w:szCs w:val="15"/>
+              </w:rPr>
               <w:t>Contingency Plan</w:t>
             </w:r>
           </w:p>
         </w:tc>
         <w:tc>
           <w:tcPr>
-            <w:tcW w:w="883" w:type="dxa"/>
+            <w:tcW w:w="0" w:type="auto"/>
             <w:shd w:val="clear" w:color="auto" w:fill="002060"/>
           </w:tcPr>
           <w:p>
-            <w:r>
+            <w:pPr>
+              <w:rPr>
+                <w:sz w:val="15"/>
+                <w:szCs w:val="15"/>
+              </w:rPr>
+            </w:pPr>
+            <w:r>
+              <w:rPr>
+                <w:sz w:val="15"/>
+                <w:szCs w:val="15"/>
+              </w:rPr>
+              <w:t>Owner</w:t>
+            </w:r>
+          </w:p>
+        </w:tc>
+        <w:tc>
+          <w:tcPr>
+            <w:tcW w:w="0" w:type="auto"/>
+            <w:shd w:val="clear" w:color="auto" w:fill="002060"/>
+          </w:tcPr>
+          <w:p>
+            <w:pPr>
+              <w:rPr>
+                <w:sz w:val="15"/>
+                <w:szCs w:val="15"/>
+              </w:rPr>
+            </w:pPr>
+            <w:r>
+              <w:rPr>
+                <w:sz w:val="15"/>
+                <w:szCs w:val="15"/>
+              </w:rPr>
               <w:t>Status</w:t>
             </w:r>
           </w:p>
@@ -112,80 +239,193 @@
       <w:tr>
         <w:tc>
           <w:tcPr>
-            <w:tcW w:w="653" w:type="dxa"/>
-          </w:tcPr>
-          <w:p>
-            <w:r>
+            <w:tcW w:w="0" w:type="auto"/>
+          </w:tcPr>
+          <w:p>
+            <w:pPr>
+              <w:rPr>
+                <w:sz w:val="15"/>
+                <w:szCs w:val="15"/>
+              </w:rPr>
+            </w:pPr>
+            <w:r>
+              <w:rPr>
+                <w:sz w:val="15"/>
+                <w:szCs w:val="15"/>
+              </w:rPr>
               <w:t>R01</w:t>
             </w:r>
           </w:p>
         </w:tc>
         <w:tc>
           <w:tcPr>
-            <w:tcW w:w="1591" w:type="dxa"/>
-          </w:tcPr>
-          <w:p>
-            <w:r>
-              <w:t>Failure to enforce role-based access, allowing requesters or staff to view unauthorized oversight information (NFR-005).</w:t>
-            </w:r>
-          </w:p>
-        </w:tc>
-        <w:tc>
-          <w:tcPr>
-            <w:tcW w:w="1320" w:type="dxa"/>
-          </w:tcPr>
-          <w:p>
-            <w:r>
+            <w:tcW w:w="0" w:type="auto"/>
+          </w:tcPr>
+          <w:p>
+            <w:pPr>
+              <w:rPr>
+                <w:sz w:val="15"/>
+                <w:szCs w:val="15"/>
+              </w:rPr>
+            </w:pPr>
+            <w:r>
+              <w:rPr>
+                <w:sz w:val="15"/>
+                <w:szCs w:val="15"/>
+              </w:rPr>
+              <w:t>Failure to enforce role-based access, allowing requesters or staff to view unauthorized oversight information.</w:t>
+            </w:r>
+          </w:p>
+        </w:tc>
+        <w:tc>
+          <w:tcPr>
+            <w:tcW w:w="0" w:type="auto"/>
+          </w:tcPr>
+          <w:p>
+            <w:pPr>
+              <w:rPr>
+                <w:sz w:val="15"/>
+                <w:szCs w:val="15"/>
+              </w:rPr>
+            </w:pPr>
+            <w:r>
+              <w:rPr>
+                <w:sz w:val="15"/>
+                <w:szCs w:val="15"/>
+              </w:rPr>
+              <w:t>NFR-005 mandates strict jurisdiction visibility, which is complex to secure during early architectural phases.</w:t>
+            </w:r>
+          </w:p>
+        </w:tc>
+        <w:tc>
+          <w:tcPr>
+            <w:tcW w:w="0" w:type="auto"/>
+          </w:tcPr>
+          <w:p>
+            <w:pPr>
+              <w:rPr>
+                <w:sz w:val="15"/>
+                <w:szCs w:val="15"/>
+              </w:rPr>
+            </w:pPr>
+            <w:r>
+              <w:rPr>
+                <w:sz w:val="15"/>
+                <w:szCs w:val="15"/>
+              </w:rPr>
               <w:t>Medium</w:t>
             </w:r>
           </w:p>
         </w:tc>
         <w:tc>
           <w:tcPr>
-            <w:tcW w:w="1063" w:type="dxa"/>
-          </w:tcPr>
-          <w:p>
-            <w:r>
+            <w:tcW w:w="0" w:type="auto"/>
+          </w:tcPr>
+          <w:p>
+            <w:pPr>
+              <w:rPr>
+                <w:sz w:val="15"/>
+                <w:szCs w:val="15"/>
+              </w:rPr>
+            </w:pPr>
+            <w:r>
+              <w:rPr>
+                <w:sz w:val="15"/>
+                <w:szCs w:val="15"/>
+              </w:rPr>
               <w:t>High</w:t>
             </w:r>
           </w:p>
         </w:tc>
         <w:tc>
           <w:tcPr>
-            <w:tcW w:w="1063" w:type="dxa"/>
-          </w:tcPr>
-          <w:p>
-            <w:r>
+            <w:tcW w:w="0" w:type="auto"/>
+          </w:tcPr>
+          <w:p>
+            <w:pPr>
+              <w:rPr>
+                <w:sz w:val="15"/>
+                <w:szCs w:val="15"/>
+              </w:rPr>
+            </w:pPr>
+            <w:r>
+              <w:rPr>
+                <w:sz w:val="15"/>
+                <w:szCs w:val="15"/>
+              </w:rPr>
               <w:t>Critical</w:t>
             </w:r>
           </w:p>
         </w:tc>
         <w:tc>
           <w:tcPr>
-            <w:tcW w:w="1858" w:type="dxa"/>
-          </w:tcPr>
-          <w:p>
-            <w:r>
+            <w:tcW w:w="0" w:type="auto"/>
+          </w:tcPr>
+          <w:p>
+            <w:pPr>
+              <w:rPr>
+                <w:sz w:val="15"/>
+                <w:szCs w:val="15"/>
+              </w:rPr>
+            </w:pPr>
+            <w:r>
+              <w:rPr>
+                <w:sz w:val="15"/>
+                <w:szCs w:val="15"/>
+              </w:rPr>
               <w:t>Define strict authorization boundaries and route protection in Milestone 2 architecture planning.</w:t>
             </w:r>
           </w:p>
         </w:tc>
         <w:tc>
           <w:tcPr>
-            <w:tcW w:w="1876" w:type="dxa"/>
-          </w:tcPr>
-          <w:p>
-            <w:r>
+            <w:tcW w:w="0" w:type="auto"/>
+          </w:tcPr>
+          <w:p>
+            <w:pPr>
+              <w:rPr>
+                <w:sz w:val="15"/>
+                <w:szCs w:val="15"/>
+              </w:rPr>
+            </w:pPr>
+            <w:r>
+              <w:rPr>
+                <w:sz w:val="15"/>
+                <w:szCs w:val="15"/>
+              </w:rPr>
               <w:t>Restrict system access entirely until authorization boundaries are verified.</w:t>
             </w:r>
           </w:p>
         </w:tc>
         <w:tc>
           <w:tcPr>
-            <w:tcW w:w="883" w:type="dxa"/>
-          </w:tcPr>
-          <w:p>
-            <w:r>
+            <w:tcW w:w="0" w:type="auto"/>
+          </w:tcPr>
+          <w:p>
+            <w:pPr>
+              <w:rPr>
+                <w:sz w:val="15"/>
+                <w:szCs w:val="15"/>
+              </w:rPr>
+            </w:pPr>
+          </w:p>
+        </w:tc>
+        <w:tc>
+          <w:tcPr>
+            <w:tcW w:w="0" w:type="auto"/>
+          </w:tcPr>
+          <w:p>
+            <w:pPr>
+              <w:rPr>
+                <w:sz w:val="15"/>
+                <w:szCs w:val="15"/>
+              </w:rPr>
+            </w:pPr>
+            <w:r>
+              <w:rPr>
+                <w:sz w:val="15"/>
+                <w:szCs w:val="15"/>
+              </w:rPr>
               <w:t>Active</w:t>
             </w:r>
           </w:p>
@@ -194,80 +434,193 @@
       <w:tr>
         <w:tc>
           <w:tcPr>
-            <w:tcW w:w="653" w:type="dxa"/>
-          </w:tcPr>
-          <w:p>
-            <w:r>
+            <w:tcW w:w="0" w:type="auto"/>
+          </w:tcPr>
+          <w:p>
+            <w:pPr>
+              <w:rPr>
+                <w:sz w:val="15"/>
+                <w:szCs w:val="15"/>
+              </w:rPr>
+            </w:pPr>
+            <w:r>
+              <w:rPr>
+                <w:sz w:val="15"/>
+                <w:szCs w:val="15"/>
+              </w:rPr>
               <w:t>R02</w:t>
             </w:r>
           </w:p>
         </w:tc>
         <w:tc>
           <w:tcPr>
-            <w:tcW w:w="1591" w:type="dxa"/>
-          </w:tcPr>
-          <w:p>
-            <w:r>
-              <w:t>Password hashing (NFR-006) fails or user credentials become exposed (NFR-009).</w:t>
-            </w:r>
-          </w:p>
-        </w:tc>
-        <w:tc>
-          <w:tcPr>
-            <w:tcW w:w="1320" w:type="dxa"/>
-          </w:tcPr>
-          <w:p>
-            <w:r>
+            <w:tcW w:w="0" w:type="auto"/>
+          </w:tcPr>
+          <w:p>
+            <w:pPr>
+              <w:rPr>
+                <w:sz w:val="15"/>
+                <w:szCs w:val="15"/>
+              </w:rPr>
+            </w:pPr>
+            <w:r>
+              <w:rPr>
+                <w:sz w:val="15"/>
+                <w:szCs w:val="15"/>
+              </w:rPr>
+              <w:t>Password hashing fails or user credentials become exposed.</w:t>
+            </w:r>
+          </w:p>
+        </w:tc>
+        <w:tc>
+          <w:tcPr>
+            <w:tcW w:w="0" w:type="auto"/>
+          </w:tcPr>
+          <w:p>
+            <w:pPr>
+              <w:rPr>
+                <w:sz w:val="15"/>
+                <w:szCs w:val="15"/>
+              </w:rPr>
+            </w:pPr>
+            <w:r>
+              <w:rPr>
+                <w:sz w:val="15"/>
+                <w:szCs w:val="15"/>
+              </w:rPr>
+              <w:t>NFR-006 and NFR-009 require secure credential handling and encryption upon account creation.</w:t>
+            </w:r>
+          </w:p>
+        </w:tc>
+        <w:tc>
+          <w:tcPr>
+            <w:tcW w:w="0" w:type="auto"/>
+          </w:tcPr>
+          <w:p>
+            <w:pPr>
+              <w:rPr>
+                <w:sz w:val="15"/>
+                <w:szCs w:val="15"/>
+              </w:rPr>
+            </w:pPr>
+            <w:r>
+              <w:rPr>
+                <w:sz w:val="15"/>
+                <w:szCs w:val="15"/>
+              </w:rPr>
               <w:t>Low</w:t>
             </w:r>
           </w:p>
         </w:tc>
         <w:tc>
           <w:tcPr>
-            <w:tcW w:w="1063" w:type="dxa"/>
-          </w:tcPr>
-          <w:p>
-            <w:r>
+            <w:tcW w:w="0" w:type="auto"/>
+          </w:tcPr>
+          <w:p>
+            <w:pPr>
+              <w:rPr>
+                <w:sz w:val="15"/>
+                <w:szCs w:val="15"/>
+              </w:rPr>
+            </w:pPr>
+            <w:r>
+              <w:rPr>
+                <w:sz w:val="15"/>
+                <w:szCs w:val="15"/>
+              </w:rPr>
               <w:t>High</w:t>
             </w:r>
           </w:p>
         </w:tc>
         <w:tc>
           <w:tcPr>
-            <w:tcW w:w="1063" w:type="dxa"/>
-          </w:tcPr>
-          <w:p>
-            <w:r>
+            <w:tcW w:w="0" w:type="auto"/>
+          </w:tcPr>
+          <w:p>
+            <w:pPr>
+              <w:rPr>
+                <w:sz w:val="15"/>
+                <w:szCs w:val="15"/>
+              </w:rPr>
+            </w:pPr>
+            <w:r>
+              <w:rPr>
+                <w:sz w:val="15"/>
+                <w:szCs w:val="15"/>
+              </w:rPr>
               <w:t>Critical</w:t>
             </w:r>
           </w:p>
         </w:tc>
         <w:tc>
           <w:tcPr>
-            <w:tcW w:w="1858" w:type="dxa"/>
-          </w:tcPr>
-          <w:p>
-            <w:r>
+            <w:tcW w:w="0" w:type="auto"/>
+          </w:tcPr>
+          <w:p>
+            <w:pPr>
+              <w:rPr>
+                <w:sz w:val="15"/>
+                <w:szCs w:val="15"/>
+              </w:rPr>
+            </w:pPr>
+            <w:r>
+              <w:rPr>
+                <w:sz w:val="15"/>
+                <w:szCs w:val="15"/>
+              </w:rPr>
               <w:t>Implement industry-standard encryption and security protocols before user registration is built.</w:t>
             </w:r>
           </w:p>
         </w:tc>
         <w:tc>
           <w:tcPr>
-            <w:tcW w:w="1876" w:type="dxa"/>
-          </w:tcPr>
-          <w:p>
-            <w:r>
+            <w:tcW w:w="0" w:type="auto"/>
+          </w:tcPr>
+          <w:p>
+            <w:pPr>
+              <w:rPr>
+                <w:sz w:val="15"/>
+                <w:szCs w:val="15"/>
+              </w:rPr>
+            </w:pPr>
+            <w:r>
+              <w:rPr>
+                <w:sz w:val="15"/>
+                <w:szCs w:val="15"/>
+              </w:rPr>
               <w:t>Force a global password reset and patch the hashing vulnerability.</w:t>
             </w:r>
           </w:p>
         </w:tc>
         <w:tc>
           <w:tcPr>
-            <w:tcW w:w="883" w:type="dxa"/>
-          </w:tcPr>
-          <w:p>
-            <w:r>
+            <w:tcW w:w="0" w:type="auto"/>
+          </w:tcPr>
+          <w:p>
+            <w:pPr>
+              <w:rPr>
+                <w:sz w:val="15"/>
+                <w:szCs w:val="15"/>
+              </w:rPr>
+            </w:pPr>
+          </w:p>
+        </w:tc>
+        <w:tc>
+          <w:tcPr>
+            <w:tcW w:w="0" w:type="auto"/>
+          </w:tcPr>
+          <w:p>
+            <w:pPr>
+              <w:rPr>
+                <w:sz w:val="15"/>
+                <w:szCs w:val="15"/>
+              </w:rPr>
+            </w:pPr>
+            <w:r>
+              <w:rPr>
+                <w:sz w:val="15"/>
+                <w:szCs w:val="15"/>
+              </w:rPr>
               <w:t>Active</w:t>
             </w:r>
           </w:p>
@@ -276,86 +629,193 @@
       <w:tr>
         <w:tc>
           <w:tcPr>
-            <w:tcW w:w="653" w:type="dxa"/>
-          </w:tcPr>
-          <w:p>
-            <w:r>
+            <w:tcW w:w="0" w:type="auto"/>
+          </w:tcPr>
+          <w:p>
+            <w:pPr>
+              <w:rPr>
+                <w:sz w:val="15"/>
+                <w:szCs w:val="15"/>
+              </w:rPr>
+            </w:pPr>
+            <w:r>
+              <w:rPr>
+                <w:sz w:val="15"/>
+                <w:szCs w:val="15"/>
+              </w:rPr>
               <w:t>R03</w:t>
             </w:r>
           </w:p>
         </w:tc>
         <w:tc>
           <w:tcPr>
-            <w:tcW w:w="1591" w:type="dxa"/>
-          </w:tcPr>
-          <w:p>
-            <w:r>
-              <w:t>System processing delays exceed the 10-second threshold (NFR-001) when calculating management statistics (FR-018) or sorting requests (FR-020).</w:t>
-            </w:r>
-          </w:p>
-        </w:tc>
-        <w:tc>
-          <w:tcPr>
-            <w:tcW w:w="1320" w:type="dxa"/>
-          </w:tcPr>
-          <w:p>
-            <w:r>
+            <w:tcW w:w="0" w:type="auto"/>
+          </w:tcPr>
+          <w:p>
+            <w:pPr>
+              <w:rPr>
+                <w:sz w:val="15"/>
+                <w:szCs w:val="15"/>
+              </w:rPr>
+            </w:pPr>
+            <w:r>
+              <w:rPr>
+                <w:sz w:val="15"/>
+                <w:szCs w:val="15"/>
+              </w:rPr>
+              <w:t>System processing delays exceed the 10-second threshold.</w:t>
+            </w:r>
+          </w:p>
+        </w:tc>
+        <w:tc>
+          <w:tcPr>
+            <w:tcW w:w="0" w:type="auto"/>
+          </w:tcPr>
+          <w:p>
+            <w:pPr>
+              <w:rPr>
+                <w:sz w:val="15"/>
+                <w:szCs w:val="15"/>
+              </w:rPr>
+            </w:pPr>
+            <w:r>
+              <w:rPr>
+                <w:sz w:val="15"/>
+                <w:szCs w:val="15"/>
+              </w:rPr>
+              <w:t>Heavy filtering, sorting (FR-020), and management statistics (FR-018) calculations executed concurrently against the database.</w:t>
+            </w:r>
+          </w:p>
+        </w:tc>
+        <w:tc>
+          <w:tcPr>
+            <w:tcW w:w="0" w:type="auto"/>
+          </w:tcPr>
+          <w:p>
+            <w:pPr>
+              <w:rPr>
+                <w:sz w:val="15"/>
+                <w:szCs w:val="15"/>
+              </w:rPr>
+            </w:pPr>
+            <w:r>
+              <w:rPr>
+                <w:sz w:val="15"/>
+                <w:szCs w:val="15"/>
+              </w:rPr>
               <w:t>Medium</w:t>
             </w:r>
           </w:p>
         </w:tc>
         <w:tc>
           <w:tcPr>
-            <w:tcW w:w="1063" w:type="dxa"/>
-          </w:tcPr>
-          <w:p>
-            <w:r>
+            <w:tcW w:w="0" w:type="auto"/>
+          </w:tcPr>
+          <w:p>
+            <w:pPr>
+              <w:rPr>
+                <w:sz w:val="15"/>
+                <w:szCs w:val="15"/>
+              </w:rPr>
+            </w:pPr>
+            <w:r>
+              <w:rPr>
+                <w:sz w:val="15"/>
+                <w:szCs w:val="15"/>
+              </w:rPr>
               <w:t>Medium</w:t>
             </w:r>
           </w:p>
         </w:tc>
         <w:tc>
           <w:tcPr>
-            <w:tcW w:w="1063" w:type="dxa"/>
-          </w:tcPr>
-          <w:p>
-            <w:r>
+            <w:tcW w:w="0" w:type="auto"/>
+          </w:tcPr>
+          <w:p>
+            <w:pPr>
+              <w:rPr>
+                <w:sz w:val="15"/>
+                <w:szCs w:val="15"/>
+              </w:rPr>
+            </w:pPr>
+            <w:r>
+              <w:rPr>
+                <w:sz w:val="15"/>
+                <w:szCs w:val="15"/>
+              </w:rPr>
               <w:t>High</w:t>
             </w:r>
           </w:p>
         </w:tc>
         <w:tc>
           <w:tcPr>
-            <w:tcW w:w="1858" w:type="dxa"/>
-          </w:tcPr>
-          <w:p>
-            <w:r>
+            <w:tcW w:w="0" w:type="auto"/>
+          </w:tcPr>
+          <w:p>
+            <w:pPr>
+              <w:rPr>
+                <w:sz w:val="15"/>
+                <w:szCs w:val="15"/>
+              </w:rPr>
+            </w:pPr>
+            <w:r>
+              <w:rPr>
+                <w:sz w:val="15"/>
+                <w:szCs w:val="15"/>
+              </w:rPr>
               <w:t>Optimize database queries and indexing specifically for heavy filtering/sorting tasks.</w:t>
             </w:r>
           </w:p>
         </w:tc>
         <w:tc>
           <w:tcPr>
-            <w:tcW w:w="1876" w:type="dxa"/>
-          </w:tcPr>
-          <w:p>
-            <w:r>
-              <w:t xml:space="preserve">Defer live statistical rendering in </w:t>
-            </w:r>
-            <w:r>
-              <w:t>favour</w:t>
-            </w:r>
-            <w:r>
-              <w:t xml:space="preserve"> of asynchronous reporting.</w:t>
-            </w:r>
-          </w:p>
-        </w:tc>
-        <w:tc>
-          <w:tcPr>
-            <w:tcW w:w="883" w:type="dxa"/>
-          </w:tcPr>
-          <w:p>
-            <w:r>
+            <w:tcW w:w="0" w:type="auto"/>
+          </w:tcPr>
+          <w:p>
+            <w:pPr>
+              <w:rPr>
+                <w:sz w:val="15"/>
+                <w:szCs w:val="15"/>
+              </w:rPr>
+            </w:pPr>
+            <w:r>
+              <w:rPr>
+                <w:sz w:val="15"/>
+                <w:szCs w:val="15"/>
+              </w:rPr>
+              <w:t>Defer live statistical rendering in favour of asynchronous reporting.</w:t>
+            </w:r>
+          </w:p>
+        </w:tc>
+        <w:tc>
+          <w:tcPr>
+            <w:tcW w:w="0" w:type="auto"/>
+          </w:tcPr>
+          <w:p>
+            <w:pPr>
+              <w:rPr>
+                <w:sz w:val="15"/>
+                <w:szCs w:val="15"/>
+              </w:rPr>
+            </w:pPr>
+          </w:p>
+        </w:tc>
+        <w:tc>
+          <w:tcPr>
+            <w:tcW w:w="0" w:type="auto"/>
+          </w:tcPr>
+          <w:p>
+            <w:pPr>
+              <w:rPr>
+                <w:sz w:val="15"/>
+                <w:szCs w:val="15"/>
+              </w:rPr>
+            </w:pPr>
+            <w:r>
+              <w:rPr>
+                <w:sz w:val="15"/>
+                <w:szCs w:val="15"/>
+              </w:rPr>
               <w:t>Active</w:t>
             </w:r>
           </w:p>
@@ -364,85 +824,193 @@
       <w:tr>
         <w:tc>
           <w:tcPr>
-            <w:tcW w:w="653" w:type="dxa"/>
-          </w:tcPr>
-          <w:p>
-            <w:r>
+            <w:tcW w:w="0" w:type="auto"/>
+          </w:tcPr>
+          <w:p>
+            <w:pPr>
+              <w:rPr>
+                <w:sz w:val="15"/>
+                <w:szCs w:val="15"/>
+              </w:rPr>
+            </w:pPr>
+            <w:r>
+              <w:rPr>
+                <w:sz w:val="15"/>
+                <w:szCs w:val="15"/>
+              </w:rPr>
               <w:t>R04</w:t>
             </w:r>
           </w:p>
         </w:tc>
         <w:tc>
           <w:tcPr>
-            <w:tcW w:w="1591" w:type="dxa"/>
-          </w:tcPr>
-          <w:p>
-            <w:r>
-              <w:t xml:space="preserve">System crashes or degrades when subjected to the mandated 210 concurrent </w:t>
-            </w:r>
-            <w:r>
-              <w:lastRenderedPageBreak/>
-              <w:t>users (NFR-013).</w:t>
-            </w:r>
-          </w:p>
-        </w:tc>
-        <w:tc>
-          <w:tcPr>
-            <w:tcW w:w="1320" w:type="dxa"/>
-          </w:tcPr>
-          <w:p>
-            <w:r>
-              <w:lastRenderedPageBreak/>
+            <w:tcW w:w="0" w:type="auto"/>
+          </w:tcPr>
+          <w:p>
+            <w:pPr>
+              <w:rPr>
+                <w:sz w:val="15"/>
+                <w:szCs w:val="15"/>
+              </w:rPr>
+            </w:pPr>
+            <w:r>
+              <w:rPr>
+                <w:sz w:val="15"/>
+                <w:szCs w:val="15"/>
+              </w:rPr>
+              <w:t>System crashes or degrades under load.</w:t>
+            </w:r>
+          </w:p>
+        </w:tc>
+        <w:tc>
+          <w:tcPr>
+            <w:tcW w:w="0" w:type="auto"/>
+          </w:tcPr>
+          <w:p>
+            <w:pPr>
+              <w:rPr>
+                <w:sz w:val="15"/>
+                <w:szCs w:val="15"/>
+              </w:rPr>
+            </w:pPr>
+            <w:r>
+              <w:rPr>
+                <w:sz w:val="15"/>
+                <w:szCs w:val="15"/>
+              </w:rPr>
+              <w:t>NFR-013 mandates support for 210 concurrent users, which strains unoptimized server resources.</w:t>
+            </w:r>
+          </w:p>
+        </w:tc>
+        <w:tc>
+          <w:tcPr>
+            <w:tcW w:w="0" w:type="auto"/>
+          </w:tcPr>
+          <w:p>
+            <w:pPr>
+              <w:rPr>
+                <w:sz w:val="15"/>
+                <w:szCs w:val="15"/>
+              </w:rPr>
+            </w:pPr>
+            <w:r>
+              <w:rPr>
+                <w:sz w:val="15"/>
+                <w:szCs w:val="15"/>
+              </w:rPr>
               <w:t>Medium</w:t>
             </w:r>
           </w:p>
         </w:tc>
         <w:tc>
           <w:tcPr>
-            <w:tcW w:w="1063" w:type="dxa"/>
-          </w:tcPr>
-          <w:p>
-            <w:r>
+            <w:tcW w:w="0" w:type="auto"/>
+          </w:tcPr>
+          <w:p>
+            <w:pPr>
+              <w:rPr>
+                <w:sz w:val="15"/>
+                <w:szCs w:val="15"/>
+              </w:rPr>
+            </w:pPr>
+            <w:r>
+              <w:rPr>
+                <w:sz w:val="15"/>
+                <w:szCs w:val="15"/>
+              </w:rPr>
               <w:t>High</w:t>
             </w:r>
           </w:p>
         </w:tc>
         <w:tc>
           <w:tcPr>
-            <w:tcW w:w="1063" w:type="dxa"/>
-          </w:tcPr>
-          <w:p>
-            <w:r>
+            <w:tcW w:w="0" w:type="auto"/>
+          </w:tcPr>
+          <w:p>
+            <w:pPr>
+              <w:rPr>
+                <w:sz w:val="15"/>
+                <w:szCs w:val="15"/>
+              </w:rPr>
+            </w:pPr>
+            <w:r>
+              <w:rPr>
+                <w:sz w:val="15"/>
+                <w:szCs w:val="15"/>
+              </w:rPr>
               <w:t>High</w:t>
             </w:r>
           </w:p>
         </w:tc>
         <w:tc>
           <w:tcPr>
-            <w:tcW w:w="1858" w:type="dxa"/>
-          </w:tcPr>
-          <w:p>
-            <w:r>
+            <w:tcW w:w="0" w:type="auto"/>
+          </w:tcPr>
+          <w:p>
+            <w:pPr>
+              <w:rPr>
+                <w:sz w:val="15"/>
+                <w:szCs w:val="15"/>
+              </w:rPr>
+            </w:pPr>
+            <w:r>
+              <w:rPr>
+                <w:sz w:val="15"/>
+                <w:szCs w:val="15"/>
+              </w:rPr>
               <w:t>Design scalable server architecture and include load testing in the testing strategy.</w:t>
             </w:r>
           </w:p>
         </w:tc>
         <w:tc>
           <w:tcPr>
-            <w:tcW w:w="1876" w:type="dxa"/>
-          </w:tcPr>
-          <w:p>
-            <w:r>
+            <w:tcW w:w="0" w:type="auto"/>
+          </w:tcPr>
+          <w:p>
+            <w:pPr>
+              <w:rPr>
+                <w:sz w:val="15"/>
+                <w:szCs w:val="15"/>
+              </w:rPr>
+            </w:pPr>
+            <w:r>
+              <w:rPr>
+                <w:sz w:val="15"/>
+                <w:szCs w:val="15"/>
+              </w:rPr>
               <w:t>Temporarily queue incoming user requests until capacity frees up.</w:t>
             </w:r>
           </w:p>
         </w:tc>
         <w:tc>
           <w:tcPr>
-            <w:tcW w:w="883" w:type="dxa"/>
-          </w:tcPr>
-          <w:p>
-            <w:r>
+            <w:tcW w:w="0" w:type="auto"/>
+          </w:tcPr>
+          <w:p>
+            <w:pPr>
+              <w:rPr>
+                <w:sz w:val="15"/>
+                <w:szCs w:val="15"/>
+              </w:rPr>
+            </w:pPr>
+          </w:p>
+        </w:tc>
+        <w:tc>
+          <w:tcPr>
+            <w:tcW w:w="0" w:type="auto"/>
+          </w:tcPr>
+          <w:p>
+            <w:pPr>
+              <w:rPr>
+                <w:sz w:val="15"/>
+                <w:szCs w:val="15"/>
+              </w:rPr>
+            </w:pPr>
+            <w:r>
+              <w:rPr>
+                <w:sz w:val="15"/>
+                <w:szCs w:val="15"/>
+              </w:rPr>
               <w:t>Active</w:t>
             </w:r>
           </w:p>
@@ -451,80 +1019,193 @@
       <w:tr>
         <w:tc>
           <w:tcPr>
-            <w:tcW w:w="653" w:type="dxa"/>
-          </w:tcPr>
-          <w:p>
-            <w:r>
+            <w:tcW w:w="0" w:type="auto"/>
+          </w:tcPr>
+          <w:p>
+            <w:pPr>
+              <w:rPr>
+                <w:sz w:val="15"/>
+                <w:szCs w:val="15"/>
+              </w:rPr>
+            </w:pPr>
+            <w:r>
+              <w:rPr>
+                <w:sz w:val="15"/>
+                <w:szCs w:val="15"/>
+              </w:rPr>
               <w:t>R05</w:t>
             </w:r>
           </w:p>
         </w:tc>
         <w:tc>
           <w:tcPr>
-            <w:tcW w:w="1591" w:type="dxa"/>
-          </w:tcPr>
-          <w:p>
-            <w:r>
-              <w:t>The backup database fails to execute a successful failover operation if the main database goes down (NFR-012).</w:t>
-            </w:r>
-          </w:p>
-        </w:tc>
-        <w:tc>
-          <w:tcPr>
-            <w:tcW w:w="1320" w:type="dxa"/>
-          </w:tcPr>
-          <w:p>
-            <w:r>
+            <w:tcW w:w="0" w:type="auto"/>
+          </w:tcPr>
+          <w:p>
+            <w:pPr>
+              <w:rPr>
+                <w:sz w:val="15"/>
+                <w:szCs w:val="15"/>
+              </w:rPr>
+            </w:pPr>
+            <w:r>
+              <w:rPr>
+                <w:sz w:val="15"/>
+                <w:szCs w:val="15"/>
+              </w:rPr>
+              <w:t>The backup database fails to execute a successful failover.</w:t>
+            </w:r>
+          </w:p>
+        </w:tc>
+        <w:tc>
+          <w:tcPr>
+            <w:tcW w:w="0" w:type="auto"/>
+          </w:tcPr>
+          <w:p>
+            <w:pPr>
+              <w:rPr>
+                <w:sz w:val="15"/>
+                <w:szCs w:val="15"/>
+              </w:rPr>
+            </w:pPr>
+            <w:r>
+              <w:rPr>
+                <w:sz w:val="15"/>
+                <w:szCs w:val="15"/>
+              </w:rPr>
+              <w:t>NFR-012 requires redundant database architecture, introducing complex synchronization dependencies.</w:t>
+            </w:r>
+          </w:p>
+        </w:tc>
+        <w:tc>
+          <w:tcPr>
+            <w:tcW w:w="0" w:type="auto"/>
+          </w:tcPr>
+          <w:p>
+            <w:pPr>
+              <w:rPr>
+                <w:sz w:val="15"/>
+                <w:szCs w:val="15"/>
+              </w:rPr>
+            </w:pPr>
+            <w:r>
+              <w:rPr>
+                <w:sz w:val="15"/>
+                <w:szCs w:val="15"/>
+              </w:rPr>
               <w:t>Low</w:t>
             </w:r>
           </w:p>
         </w:tc>
         <w:tc>
           <w:tcPr>
-            <w:tcW w:w="1063" w:type="dxa"/>
-          </w:tcPr>
-          <w:p>
-            <w:r>
+            <w:tcW w:w="0" w:type="auto"/>
+          </w:tcPr>
+          <w:p>
+            <w:pPr>
+              <w:rPr>
+                <w:sz w:val="15"/>
+                <w:szCs w:val="15"/>
+              </w:rPr>
+            </w:pPr>
+            <w:r>
+              <w:rPr>
+                <w:sz w:val="15"/>
+                <w:szCs w:val="15"/>
+              </w:rPr>
               <w:t>High</w:t>
             </w:r>
           </w:p>
         </w:tc>
         <w:tc>
           <w:tcPr>
-            <w:tcW w:w="1063" w:type="dxa"/>
-          </w:tcPr>
-          <w:p>
-            <w:r>
+            <w:tcW w:w="0" w:type="auto"/>
+          </w:tcPr>
+          <w:p>
+            <w:pPr>
+              <w:rPr>
+                <w:sz w:val="15"/>
+                <w:szCs w:val="15"/>
+              </w:rPr>
+            </w:pPr>
+            <w:r>
+              <w:rPr>
+                <w:sz w:val="15"/>
+                <w:szCs w:val="15"/>
+              </w:rPr>
               <w:t>High</w:t>
             </w:r>
           </w:p>
         </w:tc>
         <w:tc>
           <w:tcPr>
-            <w:tcW w:w="1858" w:type="dxa"/>
-          </w:tcPr>
-          <w:p>
-            <w:r>
+            <w:tcW w:w="0" w:type="auto"/>
+          </w:tcPr>
+          <w:p>
+            <w:pPr>
+              <w:rPr>
+                <w:sz w:val="15"/>
+                <w:szCs w:val="15"/>
+              </w:rPr>
+            </w:pPr>
+            <w:r>
+              <w:rPr>
+                <w:sz w:val="15"/>
+                <w:szCs w:val="15"/>
+              </w:rPr>
               <w:t>Define rigorous database redundancy and failover protocols in the Forward Engineering Considerations</w:t>
             </w:r>
           </w:p>
         </w:tc>
         <w:tc>
           <w:tcPr>
-            <w:tcW w:w="1876" w:type="dxa"/>
-          </w:tcPr>
-          <w:p>
-            <w:r>
+            <w:tcW w:w="0" w:type="auto"/>
+          </w:tcPr>
+          <w:p>
+            <w:pPr>
+              <w:rPr>
+                <w:sz w:val="15"/>
+                <w:szCs w:val="15"/>
+              </w:rPr>
+            </w:pPr>
+            <w:r>
+              <w:rPr>
+                <w:sz w:val="15"/>
+                <w:szCs w:val="15"/>
+              </w:rPr>
               <w:t>Initiate manual database restoration from the most recent safe snapshot.</w:t>
             </w:r>
           </w:p>
         </w:tc>
         <w:tc>
           <w:tcPr>
-            <w:tcW w:w="883" w:type="dxa"/>
-          </w:tcPr>
-          <w:p>
-            <w:r>
+            <w:tcW w:w="0" w:type="auto"/>
+          </w:tcPr>
+          <w:p>
+            <w:pPr>
+              <w:rPr>
+                <w:sz w:val="15"/>
+                <w:szCs w:val="15"/>
+              </w:rPr>
+            </w:pPr>
+          </w:p>
+        </w:tc>
+        <w:tc>
+          <w:tcPr>
+            <w:tcW w:w="0" w:type="auto"/>
+          </w:tcPr>
+          <w:p>
+            <w:pPr>
+              <w:rPr>
+                <w:sz w:val="15"/>
+                <w:szCs w:val="15"/>
+              </w:rPr>
+            </w:pPr>
+            <w:r>
+              <w:rPr>
+                <w:sz w:val="15"/>
+                <w:szCs w:val="15"/>
+              </w:rPr>
               <w:t>Active</w:t>
             </w:r>
           </w:p>
@@ -533,80 +1214,193 @@
       <w:tr>
         <w:tc>
           <w:tcPr>
-            <w:tcW w:w="653" w:type="dxa"/>
-          </w:tcPr>
-          <w:p>
-            <w:r>
+            <w:tcW w:w="0" w:type="auto"/>
+          </w:tcPr>
+          <w:p>
+            <w:pPr>
+              <w:rPr>
+                <w:sz w:val="15"/>
+                <w:szCs w:val="15"/>
+              </w:rPr>
+            </w:pPr>
+            <w:r>
+              <w:rPr>
+                <w:sz w:val="15"/>
+                <w:szCs w:val="15"/>
+              </w:rPr>
               <w:t>R06</w:t>
             </w:r>
           </w:p>
         </w:tc>
         <w:tc>
           <w:tcPr>
-            <w:tcW w:w="1591" w:type="dxa"/>
-          </w:tcPr>
-          <w:p>
-            <w:r>
-              <w:t>Submitted service request information becomes corrupted and the system fails to execute a rollback (NFR-004).</w:t>
-            </w:r>
-          </w:p>
-        </w:tc>
-        <w:tc>
-          <w:tcPr>
-            <w:tcW w:w="1320" w:type="dxa"/>
-          </w:tcPr>
-          <w:p>
-            <w:r>
+            <w:tcW w:w="0" w:type="auto"/>
+          </w:tcPr>
+          <w:p>
+            <w:pPr>
+              <w:rPr>
+                <w:sz w:val="15"/>
+                <w:szCs w:val="15"/>
+              </w:rPr>
+            </w:pPr>
+            <w:r>
+              <w:rPr>
+                <w:sz w:val="15"/>
+                <w:szCs w:val="15"/>
+              </w:rPr>
+              <w:t>Submitted service request information becomes corrupted and the system fails to execute a rollback.</w:t>
+            </w:r>
+          </w:p>
+        </w:tc>
+        <w:tc>
+          <w:tcPr>
+            <w:tcW w:w="0" w:type="auto"/>
+          </w:tcPr>
+          <w:p>
+            <w:pPr>
+              <w:rPr>
+                <w:sz w:val="15"/>
+                <w:szCs w:val="15"/>
+              </w:rPr>
+            </w:pPr>
+            <w:r>
+              <w:rPr>
+                <w:sz w:val="15"/>
+                <w:szCs w:val="15"/>
+              </w:rPr>
+              <w:t>NFR-004 requires corruption-free storage and rollback mechanisms during transaction failures.</w:t>
+            </w:r>
+          </w:p>
+        </w:tc>
+        <w:tc>
+          <w:tcPr>
+            <w:tcW w:w="0" w:type="auto"/>
+          </w:tcPr>
+          <w:p>
+            <w:pPr>
+              <w:rPr>
+                <w:sz w:val="15"/>
+                <w:szCs w:val="15"/>
+              </w:rPr>
+            </w:pPr>
+            <w:r>
+              <w:rPr>
+                <w:sz w:val="15"/>
+                <w:szCs w:val="15"/>
+              </w:rPr>
               <w:t>Low</w:t>
             </w:r>
           </w:p>
         </w:tc>
         <w:tc>
           <w:tcPr>
-            <w:tcW w:w="1063" w:type="dxa"/>
-          </w:tcPr>
-          <w:p>
-            <w:r>
+            <w:tcW w:w="0" w:type="auto"/>
+          </w:tcPr>
+          <w:p>
+            <w:pPr>
+              <w:rPr>
+                <w:sz w:val="15"/>
+                <w:szCs w:val="15"/>
+              </w:rPr>
+            </w:pPr>
+            <w:r>
+              <w:rPr>
+                <w:sz w:val="15"/>
+                <w:szCs w:val="15"/>
+              </w:rPr>
               <w:t>High</w:t>
             </w:r>
           </w:p>
         </w:tc>
         <w:tc>
           <w:tcPr>
-            <w:tcW w:w="1063" w:type="dxa"/>
-          </w:tcPr>
-          <w:p>
-            <w:r>
+            <w:tcW w:w="0" w:type="auto"/>
+          </w:tcPr>
+          <w:p>
+            <w:pPr>
+              <w:rPr>
+                <w:sz w:val="15"/>
+                <w:szCs w:val="15"/>
+              </w:rPr>
+            </w:pPr>
+            <w:r>
+              <w:rPr>
+                <w:sz w:val="15"/>
+                <w:szCs w:val="15"/>
+              </w:rPr>
               <w:t>High</w:t>
             </w:r>
           </w:p>
         </w:tc>
         <w:tc>
           <w:tcPr>
-            <w:tcW w:w="1858" w:type="dxa"/>
-          </w:tcPr>
-          <w:p>
-            <w:r>
+            <w:tcW w:w="0" w:type="auto"/>
+          </w:tcPr>
+          <w:p>
+            <w:pPr>
+              <w:rPr>
+                <w:sz w:val="15"/>
+                <w:szCs w:val="15"/>
+              </w:rPr>
+            </w:pPr>
+            <w:r>
+              <w:rPr>
+                <w:sz w:val="15"/>
+                <w:szCs w:val="15"/>
+              </w:rPr>
               <w:t>Enforce strict transactional database rules and atomic commits for all data ingestion.</w:t>
             </w:r>
           </w:p>
         </w:tc>
         <w:tc>
           <w:tcPr>
-            <w:tcW w:w="1876" w:type="dxa"/>
-          </w:tcPr>
-          <w:p>
-            <w:r>
+            <w:tcW w:w="0" w:type="auto"/>
+          </w:tcPr>
+          <w:p>
+            <w:pPr>
+              <w:rPr>
+                <w:sz w:val="15"/>
+                <w:szCs w:val="15"/>
+              </w:rPr>
+            </w:pPr>
+            <w:r>
+              <w:rPr>
+                <w:sz w:val="15"/>
+                <w:szCs w:val="15"/>
+              </w:rPr>
               <w:t>Isolate the corrupted tables and restore the missing records from local logs.</w:t>
             </w:r>
           </w:p>
         </w:tc>
         <w:tc>
           <w:tcPr>
-            <w:tcW w:w="883" w:type="dxa"/>
-          </w:tcPr>
-          <w:p>
-            <w:r>
+            <w:tcW w:w="0" w:type="auto"/>
+          </w:tcPr>
+          <w:p>
+            <w:pPr>
+              <w:rPr>
+                <w:sz w:val="15"/>
+                <w:szCs w:val="15"/>
+              </w:rPr>
+            </w:pPr>
+          </w:p>
+        </w:tc>
+        <w:tc>
+          <w:tcPr>
+            <w:tcW w:w="0" w:type="auto"/>
+          </w:tcPr>
+          <w:p>
+            <w:pPr>
+              <w:rPr>
+                <w:sz w:val="15"/>
+                <w:szCs w:val="15"/>
+              </w:rPr>
+            </w:pPr>
+            <w:r>
+              <w:rPr>
+                <w:sz w:val="15"/>
+                <w:szCs w:val="15"/>
+              </w:rPr>
               <w:t>Active</w:t>
             </w:r>
           </w:p>
@@ -615,80 +1409,193 @@
       <w:tr>
         <w:tc>
           <w:tcPr>
-            <w:tcW w:w="653" w:type="dxa"/>
-          </w:tcPr>
-          <w:p>
-            <w:r>
+            <w:tcW w:w="0" w:type="auto"/>
+          </w:tcPr>
+          <w:p>
+            <w:pPr>
+              <w:rPr>
+                <w:sz w:val="15"/>
+                <w:szCs w:val="15"/>
+              </w:rPr>
+            </w:pPr>
+            <w:r>
+              <w:rPr>
+                <w:sz w:val="15"/>
+                <w:szCs w:val="15"/>
+              </w:rPr>
               <w:t>R07</w:t>
             </w:r>
           </w:p>
         </w:tc>
         <w:tc>
           <w:tcPr>
-            <w:tcW w:w="1591" w:type="dxa"/>
-          </w:tcPr>
-          <w:p>
-            <w:r>
-              <w:t>External API failures prevent the system from sending required status notifications via Gmail or SMS (NFR-002).</w:t>
-            </w:r>
-          </w:p>
-        </w:tc>
-        <w:tc>
-          <w:tcPr>
-            <w:tcW w:w="1320" w:type="dxa"/>
-          </w:tcPr>
-          <w:p>
-            <w:r>
+            <w:tcW w:w="0" w:type="auto"/>
+          </w:tcPr>
+          <w:p>
+            <w:pPr>
+              <w:rPr>
+                <w:sz w:val="15"/>
+                <w:szCs w:val="15"/>
+              </w:rPr>
+            </w:pPr>
+            <w:r>
+              <w:rPr>
+                <w:sz w:val="15"/>
+                <w:szCs w:val="15"/>
+              </w:rPr>
+              <w:t>External API failures prevent the system from sending required status notifications via Gmail or SMS.</w:t>
+            </w:r>
+          </w:p>
+        </w:tc>
+        <w:tc>
+          <w:tcPr>
+            <w:tcW w:w="0" w:type="auto"/>
+          </w:tcPr>
+          <w:p>
+            <w:pPr>
+              <w:rPr>
+                <w:sz w:val="15"/>
+                <w:szCs w:val="15"/>
+              </w:rPr>
+            </w:pPr>
+            <w:r>
+              <w:rPr>
+                <w:sz w:val="15"/>
+                <w:szCs w:val="15"/>
+              </w:rPr>
+              <w:t>NFR-002 requires external platform integration, making the system reliant on third-party uptime.</w:t>
+            </w:r>
+          </w:p>
+        </w:tc>
+        <w:tc>
+          <w:tcPr>
+            <w:tcW w:w="0" w:type="auto"/>
+          </w:tcPr>
+          <w:p>
+            <w:pPr>
+              <w:rPr>
+                <w:sz w:val="15"/>
+                <w:szCs w:val="15"/>
+              </w:rPr>
+            </w:pPr>
+            <w:r>
+              <w:rPr>
+                <w:sz w:val="15"/>
+                <w:szCs w:val="15"/>
+              </w:rPr>
               <w:t>Medium</w:t>
             </w:r>
           </w:p>
         </w:tc>
         <w:tc>
           <w:tcPr>
-            <w:tcW w:w="1063" w:type="dxa"/>
-          </w:tcPr>
-          <w:p>
-            <w:r>
+            <w:tcW w:w="0" w:type="auto"/>
+          </w:tcPr>
+          <w:p>
+            <w:pPr>
+              <w:rPr>
+                <w:sz w:val="15"/>
+                <w:szCs w:val="15"/>
+              </w:rPr>
+            </w:pPr>
+            <w:r>
+              <w:rPr>
+                <w:sz w:val="15"/>
+                <w:szCs w:val="15"/>
+              </w:rPr>
               <w:t>Medium</w:t>
             </w:r>
           </w:p>
         </w:tc>
         <w:tc>
           <w:tcPr>
-            <w:tcW w:w="1063" w:type="dxa"/>
-          </w:tcPr>
-          <w:p>
-            <w:r>
+            <w:tcW w:w="0" w:type="auto"/>
+          </w:tcPr>
+          <w:p>
+            <w:pPr>
+              <w:rPr>
+                <w:sz w:val="15"/>
+                <w:szCs w:val="15"/>
+              </w:rPr>
+            </w:pPr>
+            <w:r>
+              <w:rPr>
+                <w:sz w:val="15"/>
+                <w:szCs w:val="15"/>
+              </w:rPr>
               <w:t>Medium</w:t>
             </w:r>
           </w:p>
         </w:tc>
         <w:tc>
           <w:tcPr>
-            <w:tcW w:w="1858" w:type="dxa"/>
-          </w:tcPr>
-          <w:p>
-            <w:r>
+            <w:tcW w:w="0" w:type="auto"/>
+          </w:tcPr>
+          <w:p>
+            <w:pPr>
+              <w:rPr>
+                <w:sz w:val="15"/>
+                <w:szCs w:val="15"/>
+              </w:rPr>
+            </w:pPr>
+            <w:r>
+              <w:rPr>
+                <w:sz w:val="15"/>
+                <w:szCs w:val="15"/>
+              </w:rPr>
               <w:t>Map out API rate limits and build robust error handling for external communication</w:t>
             </w:r>
           </w:p>
         </w:tc>
         <w:tc>
           <w:tcPr>
-            <w:tcW w:w="1876" w:type="dxa"/>
-          </w:tcPr>
-          <w:p>
-            <w:r>
+            <w:tcW w:w="0" w:type="auto"/>
+          </w:tcPr>
+          <w:p>
+            <w:pPr>
+              <w:rPr>
+                <w:sz w:val="15"/>
+                <w:szCs w:val="15"/>
+              </w:rPr>
+            </w:pPr>
+            <w:r>
+              <w:rPr>
+                <w:sz w:val="15"/>
+                <w:szCs w:val="15"/>
+              </w:rPr>
               <w:t>Default to displaying in-app status updates (FR-004) until API connectivity is restored.</w:t>
             </w:r>
           </w:p>
         </w:tc>
         <w:tc>
           <w:tcPr>
-            <w:tcW w:w="883" w:type="dxa"/>
-          </w:tcPr>
-          <w:p>
-            <w:r>
+            <w:tcW w:w="0" w:type="auto"/>
+          </w:tcPr>
+          <w:p>
+            <w:pPr>
+              <w:rPr>
+                <w:sz w:val="15"/>
+                <w:szCs w:val="15"/>
+              </w:rPr>
+            </w:pPr>
+          </w:p>
+        </w:tc>
+        <w:tc>
+          <w:tcPr>
+            <w:tcW w:w="0" w:type="auto"/>
+          </w:tcPr>
+          <w:p>
+            <w:pPr>
+              <w:rPr>
+                <w:sz w:val="15"/>
+                <w:szCs w:val="15"/>
+              </w:rPr>
+            </w:pPr>
+            <w:r>
+              <w:rPr>
+                <w:sz w:val="15"/>
+                <w:szCs w:val="15"/>
+              </w:rPr>
               <w:t>Active</w:t>
             </w:r>
           </w:p>
@@ -697,34 +1604,97 @@
       <w:tr>
         <w:tc>
           <w:tcPr>
-            <w:tcW w:w="653" w:type="dxa"/>
-          </w:tcPr>
-          <w:p>
-            <w:r>
+            <w:tcW w:w="0" w:type="auto"/>
+          </w:tcPr>
+          <w:p>
+            <w:pPr>
+              <w:rPr>
+                <w:sz w:val="15"/>
+                <w:szCs w:val="15"/>
+              </w:rPr>
+            </w:pPr>
+            <w:r>
+              <w:rPr>
+                <w:sz w:val="15"/>
+                <w:szCs w:val="15"/>
+              </w:rPr>
               <w:t>R08</w:t>
             </w:r>
           </w:p>
         </w:tc>
         <w:tc>
           <w:tcPr>
-            <w:tcW w:w="1591" w:type="dxa"/>
-          </w:tcPr>
-          <w:p>
-            <w:r>
-              <w:t xml:space="preserve">Platform interface fails to function or render correctly across phone, tablet, laptop, and desktop </w:t>
-            </w:r>
-            <w:r>
+            <w:tcW w:w="0" w:type="auto"/>
+          </w:tcPr>
+          <w:p>
+            <w:pPr>
+              <w:rPr>
+                <w:sz w:val="15"/>
+                <w:szCs w:val="15"/>
+              </w:rPr>
+            </w:pPr>
+            <w:r>
+              <w:rPr>
+                <w:sz w:val="15"/>
+                <w:szCs w:val="15"/>
+              </w:rPr>
+              <w:t xml:space="preserve">Platform interface </w:t>
+            </w:r>
+            <w:r>
+              <w:rPr>
+                <w:sz w:val="15"/>
+                <w:szCs w:val="15"/>
+              </w:rPr>
               <w:lastRenderedPageBreak/>
-              <w:t>devices (NFR-008).</w:t>
-            </w:r>
-          </w:p>
-        </w:tc>
-        <w:tc>
-          <w:tcPr>
-            <w:tcW w:w="1320" w:type="dxa"/>
-          </w:tcPr>
-          <w:p>
-            <w:r>
+              <w:t>fails to function or render correctly across phone, tablet, laptop, and desktop devices.</w:t>
+            </w:r>
+          </w:p>
+        </w:tc>
+        <w:tc>
+          <w:tcPr>
+            <w:tcW w:w="0" w:type="auto"/>
+          </w:tcPr>
+          <w:p>
+            <w:pPr>
+              <w:rPr>
+                <w:sz w:val="15"/>
+                <w:szCs w:val="15"/>
+              </w:rPr>
+            </w:pPr>
+            <w:r>
+              <w:rPr>
+                <w:sz w:val="15"/>
+                <w:szCs w:val="15"/>
+              </w:rPr>
+              <w:lastRenderedPageBreak/>
+              <w:t xml:space="preserve">NFR-008 requires </w:t>
+            </w:r>
+            <w:r>
+              <w:rPr>
+                <w:sz w:val="15"/>
+                <w:szCs w:val="15"/>
+              </w:rPr>
+              <w:lastRenderedPageBreak/>
+              <w:t>compatibility across phone, tablet, laptop, and desktop interfaces.</w:t>
+            </w:r>
+          </w:p>
+        </w:tc>
+        <w:tc>
+          <w:tcPr>
+            <w:tcW w:w="0" w:type="auto"/>
+          </w:tcPr>
+          <w:p>
+            <w:pPr>
+              <w:rPr>
+                <w:sz w:val="15"/>
+                <w:szCs w:val="15"/>
+              </w:rPr>
+            </w:pPr>
+            <w:r>
+              <w:rPr>
+                <w:sz w:val="15"/>
+                <w:szCs w:val="15"/>
+              </w:rPr>
               <w:lastRenderedPageBreak/>
               <w:t>High</w:t>
             </w:r>
@@ -732,50 +1702,130 @@
         </w:tc>
         <w:tc>
           <w:tcPr>
-            <w:tcW w:w="1063" w:type="dxa"/>
-          </w:tcPr>
-          <w:p>
-            <w:r>
+            <w:tcW w:w="0" w:type="auto"/>
+          </w:tcPr>
+          <w:p>
+            <w:pPr>
+              <w:rPr>
+                <w:sz w:val="15"/>
+                <w:szCs w:val="15"/>
+              </w:rPr>
+            </w:pPr>
+            <w:r>
+              <w:rPr>
+                <w:sz w:val="15"/>
+                <w:szCs w:val="15"/>
+              </w:rPr>
               <w:t>Medium</w:t>
             </w:r>
           </w:p>
         </w:tc>
         <w:tc>
           <w:tcPr>
-            <w:tcW w:w="1063" w:type="dxa"/>
-          </w:tcPr>
-          <w:p>
-            <w:r>
+            <w:tcW w:w="0" w:type="auto"/>
+          </w:tcPr>
+          <w:p>
+            <w:pPr>
+              <w:rPr>
+                <w:sz w:val="15"/>
+                <w:szCs w:val="15"/>
+              </w:rPr>
+            </w:pPr>
+            <w:r>
+              <w:rPr>
+                <w:sz w:val="15"/>
+                <w:szCs w:val="15"/>
+              </w:rPr>
               <w:t>High</w:t>
             </w:r>
           </w:p>
         </w:tc>
         <w:tc>
           <w:tcPr>
-            <w:tcW w:w="1858" w:type="dxa"/>
-          </w:tcPr>
-          <w:p>
-            <w:r>
-              <w:t>Commit to a highly responsive UI framework in the Milestone 2 technology selection.</w:t>
-            </w:r>
-          </w:p>
-        </w:tc>
-        <w:tc>
-          <w:tcPr>
-            <w:tcW w:w="1876" w:type="dxa"/>
-          </w:tcPr>
-          <w:p>
-            <w:r>
-              <w:t>Enforce a desktop-first deployment until mobile layouts are stabilized.</w:t>
-            </w:r>
-          </w:p>
-        </w:tc>
-        <w:tc>
-          <w:tcPr>
-            <w:tcW w:w="883" w:type="dxa"/>
-          </w:tcPr>
-          <w:p>
-            <w:r>
+            <w:tcW w:w="0" w:type="auto"/>
+          </w:tcPr>
+          <w:p>
+            <w:pPr>
+              <w:rPr>
+                <w:sz w:val="15"/>
+                <w:szCs w:val="15"/>
+              </w:rPr>
+            </w:pPr>
+            <w:r>
+              <w:rPr>
+                <w:sz w:val="15"/>
+                <w:szCs w:val="15"/>
+              </w:rPr>
+              <w:t xml:space="preserve">Commit to a highly </w:t>
+            </w:r>
+            <w:r>
+              <w:rPr>
+                <w:sz w:val="15"/>
+                <w:szCs w:val="15"/>
+              </w:rPr>
+              <w:lastRenderedPageBreak/>
+              <w:t>responsive UI framework in the Milestone 2 technology selection.</w:t>
+            </w:r>
+          </w:p>
+        </w:tc>
+        <w:tc>
+          <w:tcPr>
+            <w:tcW w:w="0" w:type="auto"/>
+          </w:tcPr>
+          <w:p>
+            <w:pPr>
+              <w:rPr>
+                <w:sz w:val="15"/>
+                <w:szCs w:val="15"/>
+              </w:rPr>
+            </w:pPr>
+            <w:r>
+              <w:rPr>
+                <w:sz w:val="15"/>
+                <w:szCs w:val="15"/>
+              </w:rPr>
+              <w:lastRenderedPageBreak/>
+              <w:t xml:space="preserve">Enforce a desktop-first </w:t>
+            </w:r>
+            <w:r>
+              <w:rPr>
+                <w:sz w:val="15"/>
+                <w:szCs w:val="15"/>
+              </w:rPr>
+              <w:lastRenderedPageBreak/>
+              <w:t>deployment until mobile layouts are stabilized.</w:t>
+            </w:r>
+          </w:p>
+        </w:tc>
+        <w:tc>
+          <w:tcPr>
+            <w:tcW w:w="0" w:type="auto"/>
+          </w:tcPr>
+          <w:p>
+            <w:pPr>
+              <w:rPr>
+                <w:sz w:val="15"/>
+                <w:szCs w:val="15"/>
+              </w:rPr>
+            </w:pPr>
+          </w:p>
+        </w:tc>
+        <w:tc>
+          <w:tcPr>
+            <w:tcW w:w="0" w:type="auto"/>
+          </w:tcPr>
+          <w:p>
+            <w:pPr>
+              <w:rPr>
+                <w:sz w:val="15"/>
+                <w:szCs w:val="15"/>
+              </w:rPr>
+            </w:pPr>
+            <w:r>
+              <w:rPr>
+                <w:sz w:val="15"/>
+                <w:szCs w:val="15"/>
+              </w:rPr>
               <w:t>Active</w:t>
             </w:r>
           </w:p>
@@ -784,80 +1834,193 @@
       <w:tr>
         <w:tc>
           <w:tcPr>
-            <w:tcW w:w="653" w:type="dxa"/>
-          </w:tcPr>
-          <w:p>
-            <w:r>
+            <w:tcW w:w="0" w:type="auto"/>
+          </w:tcPr>
+          <w:p>
+            <w:pPr>
+              <w:rPr>
+                <w:sz w:val="15"/>
+                <w:szCs w:val="15"/>
+              </w:rPr>
+            </w:pPr>
+            <w:r>
+              <w:rPr>
+                <w:sz w:val="15"/>
+                <w:szCs w:val="15"/>
+              </w:rPr>
               <w:t>R09</w:t>
             </w:r>
           </w:p>
         </w:tc>
         <w:tc>
           <w:tcPr>
-            <w:tcW w:w="1591" w:type="dxa"/>
-          </w:tcPr>
-          <w:p>
-            <w:r>
+            <w:tcW w:w="0" w:type="auto"/>
+          </w:tcPr>
+          <w:p>
+            <w:pPr>
+              <w:rPr>
+                <w:sz w:val="15"/>
+                <w:szCs w:val="15"/>
+              </w:rPr>
+            </w:pPr>
+            <w:r>
+              <w:rPr>
+                <w:sz w:val="15"/>
+                <w:szCs w:val="15"/>
+              </w:rPr>
               <w:t>Scope creep driven by the high volume of complex "High" priority features (e.g., auditing staff actions, FR-021) leads to premature M1 coding.</w:t>
             </w:r>
           </w:p>
         </w:tc>
         <w:tc>
           <w:tcPr>
-            <w:tcW w:w="1320" w:type="dxa"/>
-          </w:tcPr>
-          <w:p>
-            <w:r>
+            <w:tcW w:w="0" w:type="auto"/>
+          </w:tcPr>
+          <w:p>
+            <w:pPr>
+              <w:rPr>
+                <w:sz w:val="15"/>
+                <w:szCs w:val="15"/>
+              </w:rPr>
+            </w:pPr>
+            <w:r>
+              <w:rPr>
+                <w:sz w:val="15"/>
+                <w:szCs w:val="15"/>
+              </w:rPr>
+              <w:t>High volume of complex "High" priority features (e.g., FR-021 auditing) tempting developers to build before baselining.</w:t>
+            </w:r>
+          </w:p>
+        </w:tc>
+        <w:tc>
+          <w:tcPr>
+            <w:tcW w:w="0" w:type="auto"/>
+          </w:tcPr>
+          <w:p>
+            <w:pPr>
+              <w:rPr>
+                <w:sz w:val="15"/>
+                <w:szCs w:val="15"/>
+              </w:rPr>
+            </w:pPr>
+            <w:r>
+              <w:rPr>
+                <w:sz w:val="15"/>
+                <w:szCs w:val="15"/>
+              </w:rPr>
               <w:t>High</w:t>
             </w:r>
           </w:p>
         </w:tc>
         <w:tc>
           <w:tcPr>
-            <w:tcW w:w="1063" w:type="dxa"/>
-          </w:tcPr>
-          <w:p>
-            <w:r>
+            <w:tcW w:w="0" w:type="auto"/>
+          </w:tcPr>
+          <w:p>
+            <w:pPr>
+              <w:rPr>
+                <w:sz w:val="15"/>
+                <w:szCs w:val="15"/>
+              </w:rPr>
+            </w:pPr>
+            <w:r>
+              <w:rPr>
+                <w:sz w:val="15"/>
+                <w:szCs w:val="15"/>
+              </w:rPr>
               <w:t>Medium</w:t>
             </w:r>
           </w:p>
         </w:tc>
         <w:tc>
           <w:tcPr>
-            <w:tcW w:w="1063" w:type="dxa"/>
-          </w:tcPr>
-          <w:p>
-            <w:r>
+            <w:tcW w:w="0" w:type="auto"/>
+          </w:tcPr>
+          <w:p>
+            <w:pPr>
+              <w:rPr>
+                <w:sz w:val="15"/>
+                <w:szCs w:val="15"/>
+              </w:rPr>
+            </w:pPr>
+            <w:r>
+              <w:rPr>
+                <w:sz w:val="15"/>
+                <w:szCs w:val="15"/>
+              </w:rPr>
               <w:t>High</w:t>
             </w:r>
           </w:p>
         </w:tc>
         <w:tc>
           <w:tcPr>
-            <w:tcW w:w="1858" w:type="dxa"/>
-          </w:tcPr>
-          <w:p>
-            <w:r>
+            <w:tcW w:w="0" w:type="auto"/>
+          </w:tcPr>
+          <w:p>
+            <w:pPr>
+              <w:rPr>
+                <w:sz w:val="15"/>
+                <w:szCs w:val="15"/>
+              </w:rPr>
+            </w:pPr>
+            <w:r>
+              <w:rPr>
+                <w:sz w:val="15"/>
+                <w:szCs w:val="15"/>
+              </w:rPr>
               <w:t>Strictly bind these complex requirements to future milestones and lock the PED v1.0 scope baseline.</w:t>
             </w:r>
           </w:p>
         </w:tc>
         <w:tc>
           <w:tcPr>
-            <w:tcW w:w="1876" w:type="dxa"/>
-          </w:tcPr>
-          <w:p>
-            <w:r>
+            <w:tcW w:w="0" w:type="auto"/>
+          </w:tcPr>
+          <w:p>
+            <w:pPr>
+              <w:rPr>
+                <w:sz w:val="15"/>
+                <w:szCs w:val="15"/>
+              </w:rPr>
+            </w:pPr>
+            <w:r>
+              <w:rPr>
+                <w:sz w:val="15"/>
+                <w:szCs w:val="15"/>
+              </w:rPr>
               <w:t>Revert any premature implementation branches and refocus on documentation.</w:t>
             </w:r>
           </w:p>
         </w:tc>
         <w:tc>
           <w:tcPr>
-            <w:tcW w:w="883" w:type="dxa"/>
-          </w:tcPr>
-          <w:p>
-            <w:r>
+            <w:tcW w:w="0" w:type="auto"/>
+          </w:tcPr>
+          <w:p>
+            <w:pPr>
+              <w:rPr>
+                <w:sz w:val="15"/>
+                <w:szCs w:val="15"/>
+              </w:rPr>
+            </w:pPr>
+          </w:p>
+        </w:tc>
+        <w:tc>
+          <w:tcPr>
+            <w:tcW w:w="0" w:type="auto"/>
+          </w:tcPr>
+          <w:p>
+            <w:pPr>
+              <w:rPr>
+                <w:sz w:val="15"/>
+                <w:szCs w:val="15"/>
+              </w:rPr>
+            </w:pPr>
+            <w:r>
+              <w:rPr>
+                <w:sz w:val="15"/>
+                <w:szCs w:val="15"/>
+              </w:rPr>
               <w:t>Active</w:t>
             </w:r>
           </w:p>
